--- a/Fase 2/Evidencias Grupales/Ficha_Avance_04_HurryUp_v1.0_GRUPO06.docx
+++ b/Fase 2/Evidencias Grupales/Ficha_Avance_04_HurryUp_v1.0_GRUPO06.docx
@@ -1401,11 +1401,20 @@
             <w:r>
               <w:rPr>
                 <w:rFonts w:ascii="Aptos" w:hAnsi="Aptos"/>
+                <w:b/>
+                <w:color w:val="000000"/>
+                <w:sz w:val="13"/>
+              </w:rPr>
+              <w:t xml:space="preserve">F01 · </w:t>
+            </w:r>
+            <w:r>
+              <w:rPr>
+                <w:rFonts w:ascii="Aptos" w:hAnsi="Aptos"/>
                 <w:b w:val="0"/>
                 <w:color w:val="000000"/>
                 <w:sz w:val="13"/>
               </w:rPr>
-              <w:t>Reserva de horas existente (línea base)</w:t>
+              <w:t xml:space="preserve">Reserva de horas existente (línea base)</w:t>
             </w:r>
           </w:p>
         </w:tc>
@@ -1608,11 +1617,20 @@
             <w:r>
               <w:rPr>
                 <w:rFonts w:ascii="Aptos" w:hAnsi="Aptos"/>
+                <w:b/>
+                <w:color w:val="000000"/>
+                <w:sz w:val="13"/>
+              </w:rPr>
+              <w:t xml:space="preserve">F02 · </w:t>
+            </w:r>
+            <w:r>
+              <w:rPr>
+                <w:rFonts w:ascii="Aptos" w:hAnsi="Aptos"/>
                 <w:b w:val="0"/>
                 <w:color w:val="000000"/>
                 <w:sz w:val="13"/>
               </w:rPr>
-              <w:t>Registro y guardado de los datos de un negocio</w:t>
+              <w:t xml:space="preserve">Registro y guardado de los datos de un negocio</w:t>
             </w:r>
           </w:p>
         </w:tc>
@@ -1819,11 +1837,20 @@
             <w:r>
               <w:rPr>
                 <w:rFonts w:ascii="Aptos" w:hAnsi="Aptos"/>
+                <w:b/>
+                <w:color w:val="000000"/>
+                <w:sz w:val="13"/>
+              </w:rPr>
+              <w:t xml:space="preserve">F03 · </w:t>
+            </w:r>
+            <w:r>
+              <w:rPr>
+                <w:rFonts w:ascii="Aptos" w:hAnsi="Aptos"/>
                 <w:b w:val="0"/>
                 <w:color w:val="000000"/>
                 <w:sz w:val="13"/>
               </w:rPr>
-              <w:t>Listado público de negocios en Marketplace</w:t>
+              <w:t xml:space="preserve">Listado público de negocios en Marketplace</w:t>
             </w:r>
           </w:p>
         </w:tc>
@@ -2026,11 +2053,20 @@
             <w:r>
               <w:rPr>
                 <w:rFonts w:ascii="Aptos" w:hAnsi="Aptos"/>
+                <w:b/>
+                <w:color w:val="000000"/>
+                <w:sz w:val="13"/>
+              </w:rPr>
+              <w:t xml:space="preserve">F04 · </w:t>
+            </w:r>
+            <w:r>
+              <w:rPr>
+                <w:rFonts w:ascii="Aptos" w:hAnsi="Aptos"/>
                 <w:b w:val="0"/>
                 <w:color w:val="000000"/>
                 <w:sz w:val="13"/>
               </w:rPr>
-              <w:t>Información pública: rubro, dirección y reseñas</w:t>
+              <w:t xml:space="preserve">Información pública: rubro, dirección y reseñas</w:t>
             </w:r>
           </w:p>
         </w:tc>
@@ -2237,11 +2273,20 @@
             <w:r>
               <w:rPr>
                 <w:rFonts w:ascii="Aptos" w:hAnsi="Aptos"/>
+                <w:b/>
+                <w:color w:val="000000"/>
+                <w:sz w:val="13"/>
+              </w:rPr>
+              <w:t xml:space="preserve">F05 · </w:t>
+            </w:r>
+            <w:r>
+              <w:rPr>
+                <w:rFonts w:ascii="Aptos" w:hAnsi="Aptos"/>
                 <w:b w:val="0"/>
                 <w:color w:val="000000"/>
                 <w:sz w:val="13"/>
               </w:rPr>
-              <w:t>Modal de detalle y portafolio por negocio</w:t>
+              <w:t xml:space="preserve">Modal de detalle y portafolio por negocio</w:t>
             </w:r>
           </w:p>
         </w:tc>
@@ -2444,11 +2489,20 @@
             <w:r>
               <w:rPr>
                 <w:rFonts w:ascii="Aptos" w:hAnsi="Aptos"/>
+                <w:b/>
+                <w:color w:val="000000"/>
+                <w:sz w:val="13"/>
+              </w:rPr>
+              <w:t xml:space="preserve">F06 · </w:t>
+            </w:r>
+            <w:r>
+              <w:rPr>
+                <w:rFonts w:ascii="Aptos" w:hAnsi="Aptos"/>
                 <w:b w:val="0"/>
                 <w:color w:val="000000"/>
                 <w:sz w:val="13"/>
               </w:rPr>
-              <w:t>Carga y visualización de fotografías de trabajos</w:t>
+              <w:t xml:space="preserve">Carga y visualización de fotografías de trabajos</w:t>
             </w:r>
           </w:p>
         </w:tc>
@@ -2655,10 +2709,19 @@
             <w:r>
               <w:rPr>
                 <w:rFonts w:ascii="Aptos" w:hAnsi="Aptos"/>
-                <w:b w:val="0"/>
+                <w:b/>
                 <w:color w:val="000000"/>
                 <w:sz w:val="13"/>
               </w:rPr>
+              <w:t xml:space="preserve">F07 · </w:t>
+            </w:r>
+            <w:r>
+              <w:rPr>
+                <w:rFonts w:ascii="Aptos" w:hAnsi="Aptos"/>
+                <w:color w:val="000000"/>
+                <w:sz w:val="13"/>
+              </w:rPr>
+              <w:t xml:space="preserve">Acceso por postulación: formulario por correo y bandeja del Super Admin con el plan elegido</w:t>
             </w:r>
           </w:p>
         </w:tc>
@@ -2692,6 +2755,7 @@
                 <w:color w:val="000000"/>
                 <w:sz w:val="13"/>
               </w:rPr>
+              <w:t xml:space="preserve">Ajuste de alcance (Fase 2)</w:t>
             </w:r>
           </w:p>
         </w:tc>
@@ -2725,6 +2789,7 @@
                 <w:color w:val="000000"/>
                 <w:sz w:val="13"/>
               </w:rPr>
+              <w:t xml:space="preserve">Por definir (propuesto 12 %)</w:t>
             </w:r>
           </w:p>
         </w:tc>
@@ -2758,6 +2823,7 @@
                 <w:color w:val="000000"/>
                 <w:sz w:val="13"/>
               </w:rPr>
+              <w:t xml:space="preserve">☐ 100  ☐ 50  ☐ 25  ☒ 0</w:t>
             </w:r>
           </w:p>
         </w:tc>
@@ -2791,6 +2857,7 @@
                 <w:color w:val="000000"/>
                 <w:sz w:val="13"/>
               </w:rPr>
+              <w:t xml:space="preserve">Fuera del cálculo</w:t>
             </w:r>
           </w:p>
         </w:tc>
@@ -2824,6 +2891,7 @@
                 <w:color w:val="000000"/>
                 <w:sz w:val="13"/>
               </w:rPr>
+              <w:t xml:space="preserve">No existe aún: hoy el negocio se registra solo (onboarding actual). Diseño en la Ficha 05 (A01 a A08).</w:t>
             </w:r>
           </w:p>
         </w:tc>
@@ -2856,10 +2924,19 @@
             <w:r>
               <w:rPr>
                 <w:rFonts w:ascii="Aptos" w:hAnsi="Aptos"/>
-                <w:b w:val="0"/>
+                <w:b/>
                 <w:color w:val="000000"/>
                 <w:sz w:val="13"/>
               </w:rPr>
+              <w:t xml:space="preserve">F08 · </w:t>
+            </w:r>
+            <w:r>
+              <w:rPr>
+                <w:rFonts w:ascii="Aptos" w:hAnsi="Aptos"/>
+                <w:color w:val="000000"/>
+                <w:sz w:val="13"/>
+              </w:rPr>
+              <w:t xml:space="preserve">Acceso sin cobro: sin Transbank y sin cobro de complementos</w:t>
             </w:r>
           </w:p>
         </w:tc>
@@ -2894,6 +2971,7 @@
                 <w:color w:val="000000"/>
                 <w:sz w:val="13"/>
               </w:rPr>
+              <w:t xml:space="preserve">Ajuste de alcance (Fase 2)</w:t>
             </w:r>
           </w:p>
         </w:tc>
@@ -2928,6 +3006,7 @@
                 <w:color w:val="000000"/>
                 <w:sz w:val="13"/>
               </w:rPr>
+              <w:t xml:space="preserve">Por definir (propuesto 6 %)</w:t>
             </w:r>
           </w:p>
         </w:tc>
@@ -2962,6 +3041,7 @@
                 <w:color w:val="000000"/>
                 <w:sz w:val="13"/>
               </w:rPr>
+              <w:t xml:space="preserve">☐ 100  ☐ 50  ☐ 25  ☒ 0</w:t>
             </w:r>
           </w:p>
         </w:tc>
@@ -2996,6 +3076,7 @@
                 <w:color w:val="000000"/>
                 <w:sz w:val="13"/>
               </w:rPr>
+              <w:t xml:space="preserve">Fuera del cálculo</w:t>
             </w:r>
           </w:p>
         </w:tc>
@@ -3030,6 +3111,7 @@
                 <w:color w:val="000000"/>
                 <w:sz w:val="13"/>
               </w:rPr>
+              <w:t xml:space="preserve">No iniciada: el flujo actual pasa por el pago. Se resolverá en un proyecto aparte clonado de HurryUp.</w:t>
             </w:r>
           </w:p>
         </w:tc>
@@ -3061,10 +3143,19 @@
             <w:r>
               <w:rPr>
                 <w:rFonts w:ascii="Aptos" w:hAnsi="Aptos"/>
-                <w:b w:val="0"/>
+                <w:b/>
                 <w:color w:val="000000"/>
                 <w:sz w:val="13"/>
               </w:rPr>
+              <w:t xml:space="preserve">F09 · </w:t>
+            </w:r>
+            <w:r>
+              <w:rPr>
+                <w:rFonts w:ascii="Aptos" w:hAnsi="Aptos"/>
+                <w:color w:val="000000"/>
+                <w:sz w:val="13"/>
+              </w:rPr>
+              <w:t xml:space="preserve">Solicitud de complementos por el negocio y activación (o regalo) por el Super Admin</w:t>
             </w:r>
           </w:p>
         </w:tc>
@@ -3098,6 +3189,7 @@
                 <w:color w:val="000000"/>
                 <w:sz w:val="13"/>
               </w:rPr>
+              <w:t xml:space="preserve">Ajuste de alcance (Fase 2)</w:t>
             </w:r>
           </w:p>
         </w:tc>
@@ -3131,6 +3223,7 @@
                 <w:color w:val="000000"/>
                 <w:sz w:val="13"/>
               </w:rPr>
+              <w:t xml:space="preserve">Por definir (propuesto 12 %)</w:t>
             </w:r>
           </w:p>
         </w:tc>
@@ -3164,6 +3257,7 @@
                 <w:color w:val="000000"/>
                 <w:sz w:val="13"/>
               </w:rPr>
+              <w:t xml:space="preserve">☐ 100  ☒ 50  ☐ 25  ☐ 0</w:t>
             </w:r>
           </w:p>
         </w:tc>
@@ -3197,6 +3291,7 @@
                 <w:color w:val="000000"/>
                 <w:sz w:val="13"/>
               </w:rPr>
+              <w:t xml:space="preserve">Fuera del cálculo</w:t>
             </w:r>
           </w:p>
         </w:tc>
@@ -3230,11 +3325,34 @@
                 <w:color w:val="000000"/>
                 <w:sz w:val="13"/>
               </w:rPr>
+              <w:t xml:space="preserve">El regalo de complemento sin cobro ya existe (HurryBilling, AddonService.grant, y /admin/businesses/[id]); falta que el negocio lo solicite.</w:t>
             </w:r>
           </w:p>
         </w:tc>
       </w:tr>
     </w:tbl>
+    <w:p>
+      <w:pPr>
+        <w:spacing w:after="40" w:line="252" w:lineRule="auto"/>
+      </w:pPr>
+      <w:r>
+        <w:rPr>
+          <w:rFonts w:ascii="Aptos" w:hAnsi="Aptos"/>
+          <w:b/>
+          <w:color w:val="000000"/>
+          <w:sz w:val="21"/>
+        </w:rPr>
+        <w:t xml:space="preserve">Actualización 22/10/2026 (Fase 2): </w:t>
+      </w:r>
+      <w:r>
+        <w:rPr>
+          <w:rFonts w:ascii="Aptos" w:hAnsi="Aptos"/>
+          <w:color w:val="000000"/>
+          <w:sz w:val="21"/>
+        </w:rPr>
+        <w:t xml:space="preserve">F07, F08 y F09 se agregan por decisión del equipo (acceso por postulación sin cobro para esta versión de HurryUp). No forman parte del 60 % calculado en esta ficha; su peso se valida con el docente guía en la Ficha 05. Código de referencia: rama develop de github.com/CheVenom/HurryBack (8ecbb27), HurryBilling (7dff813) y HurryFront (59d23d2), corte 15/10/2026.</w:t>
+      </w:r>
+    </w:p>
     <w:p>
       <w:pPr>
         <w:pStyle w:val="Heading1"/>
@@ -7427,6 +7545,282 @@
           </w:p>
         </w:tc>
       </w:tr>
+      <w:tr>
+        <w:tc>
+          <w:tcPr>
+            <w:tcW w:type="dxa" w:w="2520"/>
+            <w:vAlign w:val="center"/>
+            <w:tcMar>
+              <w:top w:w="45" w:type="dxa"/>
+              <w:start w:w="110" w:type="dxa"/>
+              <w:bottom w:w="45" w:type="dxa"/>
+              <w:end w:w="110" w:type="dxa"/>
+            </w:tcMar>
+            <w:tcBorders>
+              <w:top w:val="single" w:sz="6" w:color="D9D9D9"/>
+              <w:left w:val="single" w:sz="6" w:color="D9D9D9"/>
+              <w:bottom w:val="single" w:sz="6" w:color="D9D9D9"/>
+              <w:right w:val="single" w:sz="6" w:color="D9D9D9"/>
+              <w:insideH w:val="single" w:sz="6" w:color="D9D9D9"/>
+              <w:insideV w:val="single" w:sz="6" w:color="D9D9D9"/>
+            </w:tcBorders>
+          </w:tcPr>
+          <w:p>
+            <w:pPr>
+              <w:spacing w:after="20"/>
+            </w:pPr>
+            <w:r>
+              <w:rPr>
+                <w:rFonts w:ascii="Aptos" w:hAnsi="Aptos"/>
+                <w:b w:val="0"/>
+                <w:color w:val="000000"/>
+                <w:sz w:val="14"/>
+              </w:rPr>
+              <w:t xml:space="preserve">Pasar de pago con Transbank a postulación sin cobro puede afectar planes y complementos existentes.</w:t>
+            </w:r>
+          </w:p>
+        </w:tc>
+        <w:tc>
+          <w:tcPr>
+            <w:tcW w:type="dxa" w:w="2664"/>
+            <w:vAlign w:val="center"/>
+            <w:tcMar>
+              <w:top w:w="45" w:type="dxa"/>
+              <w:start w:w="110" w:type="dxa"/>
+              <w:bottom w:w="45" w:type="dxa"/>
+              <w:end w:w="110" w:type="dxa"/>
+            </w:tcMar>
+            <w:tcBorders>
+              <w:top w:val="single" w:sz="6" w:color="D9D9D9"/>
+              <w:left w:val="single" w:sz="6" w:color="D9D9D9"/>
+              <w:bottom w:val="single" w:sz="6" w:color="D9D9D9"/>
+              <w:right w:val="single" w:sz="6" w:color="D9D9D9"/>
+              <w:insideH w:val="single" w:sz="6" w:color="D9D9D9"/>
+              <w:insideV w:val="single" w:sz="6" w:color="D9D9D9"/>
+            </w:tcBorders>
+          </w:tcPr>
+          <w:p>
+            <w:pPr>
+              <w:spacing w:after="20"/>
+            </w:pPr>
+            <w:r>
+              <w:rPr>
+                <w:rFonts w:ascii="Aptos" w:hAnsi="Aptos"/>
+                <w:b w:val="0"/>
+                <w:color w:val="000000"/>
+                <w:sz w:val="14"/>
+              </w:rPr>
+              <w:t xml:space="preserve">Riesgo de regresión en el registro y en el panel del negocio.</w:t>
+            </w:r>
+          </w:p>
+        </w:tc>
+        <w:tc>
+          <w:tcPr>
+            <w:tcW w:type="dxa" w:w="2880"/>
+            <w:vAlign w:val="center"/>
+            <w:tcMar>
+              <w:top w:w="45" w:type="dxa"/>
+              <w:start w:w="110" w:type="dxa"/>
+              <w:bottom w:w="45" w:type="dxa"/>
+              <w:end w:w="110" w:type="dxa"/>
+            </w:tcMar>
+            <w:tcBorders>
+              <w:top w:val="single" w:sz="6" w:color="D9D9D9"/>
+              <w:left w:val="single" w:sz="6" w:color="D9D9D9"/>
+              <w:bottom w:val="single" w:sz="6" w:color="D9D9D9"/>
+              <w:right w:val="single" w:sz="6" w:color="D9D9D9"/>
+              <w:insideH w:val="single" w:sz="6" w:color="D9D9D9"/>
+              <w:insideV w:val="single" w:sz="6" w:color="D9D9D9"/>
+            </w:tcBorders>
+          </w:tcPr>
+          <w:p>
+            <w:pPr>
+              <w:spacing w:after="20"/>
+            </w:pPr>
+            <w:r>
+              <w:rPr>
+                <w:rFonts w:ascii="Aptos" w:hAnsi="Aptos"/>
+                <w:b w:val="0"/>
+                <w:color w:val="000000"/>
+                <w:sz w:val="14"/>
+              </w:rPr>
+              <w:t xml:space="preserve">Hacerlo en un proyecto aparte clonado de HurryUp (front y back), con los pagos desactivados, sin tocar el sistema actual.</w:t>
+            </w:r>
+          </w:p>
+        </w:tc>
+        <w:tc>
+          <w:tcPr>
+            <w:tcW w:type="dxa" w:w="2160"/>
+            <w:vAlign w:val="center"/>
+            <w:tcMar>
+              <w:top w:w="45" w:type="dxa"/>
+              <w:start w:w="110" w:type="dxa"/>
+              <w:bottom w:w="45" w:type="dxa"/>
+              <w:end w:w="110" w:type="dxa"/>
+            </w:tcMar>
+            <w:tcBorders>
+              <w:top w:val="single" w:sz="6" w:color="D9D9D9"/>
+              <w:left w:val="single" w:sz="6" w:color="D9D9D9"/>
+              <w:bottom w:val="single" w:sz="6" w:color="D9D9D9"/>
+              <w:right w:val="single" w:sz="6" w:color="D9D9D9"/>
+              <w:insideH w:val="single" w:sz="6" w:color="D9D9D9"/>
+              <w:insideV w:val="single" w:sz="6" w:color="D9D9D9"/>
+            </w:tcBorders>
+          </w:tcPr>
+          <w:p>
+            <w:pPr>
+              <w:spacing w:after="20"/>
+            </w:pPr>
+            <w:r>
+              <w:rPr>
+                <w:rFonts w:ascii="Aptos" w:hAnsi="Aptos"/>
+                <w:b w:val="0"/>
+                <w:color w:val="000000"/>
+                <w:sz w:val="14"/>
+              </w:rPr>
+              <w:t xml:space="preserve">Equipo · 23/10/2026</w:t>
+            </w:r>
+          </w:p>
+        </w:tc>
+      </w:tr>
+      <w:tr>
+        <w:tc>
+          <w:tcPr>
+            <w:tcW w:type="dxa" w:w="2520"/>
+            <w:vAlign w:val="center"/>
+            <w:tcMar>
+              <w:top w:w="45" w:type="dxa"/>
+              <w:start w:w="110" w:type="dxa"/>
+              <w:bottom w:w="45" w:type="dxa"/>
+              <w:end w:w="110" w:type="dxa"/>
+            </w:tcMar>
+            <w:tcBorders>
+              <w:top w:val="single" w:sz="6" w:color="D9D9D9"/>
+              <w:left w:val="single" w:sz="6" w:color="D9D9D9"/>
+              <w:bottom w:val="single" w:sz="6" w:color="D9D9D9"/>
+              <w:right w:val="single" w:sz="6" w:color="D9D9D9"/>
+              <w:insideH w:val="single" w:sz="6" w:color="D9D9D9"/>
+              <w:insideV w:val="single" w:sz="6" w:color="D9D9D9"/>
+            </w:tcBorders>
+          </w:tcPr>
+          <w:p>
+            <w:pPr>
+              <w:spacing w:after="20"/>
+            </w:pPr>
+            <w:r>
+              <w:rPr>
+                <w:rFonts w:ascii="Aptos" w:hAnsi="Aptos"/>
+                <w:b w:val="0"/>
+                <w:color w:val="000000"/>
+                <w:sz w:val="14"/>
+              </w:rPr>
+              <w:t xml:space="preserve">Reutilizar el número de WhatsApp (Meta) en el proyecto clonado.</w:t>
+            </w:r>
+          </w:p>
+        </w:tc>
+        <w:tc>
+          <w:tcPr>
+            <w:tcW w:type="dxa" w:w="2664"/>
+            <w:vAlign w:val="center"/>
+            <w:tcMar>
+              <w:top w:w="45" w:type="dxa"/>
+              <w:start w:w="110" w:type="dxa"/>
+              <w:bottom w:w="45" w:type="dxa"/>
+              <w:end w:w="110" w:type="dxa"/>
+            </w:tcMar>
+            <w:tcBorders>
+              <w:top w:val="single" w:sz="6" w:color="D9D9D9"/>
+              <w:left w:val="single" w:sz="6" w:color="D9D9D9"/>
+              <w:bottom w:val="single" w:sz="6" w:color="D9D9D9"/>
+              <w:right w:val="single" w:sz="6" w:color="D9D9D9"/>
+              <w:insideH w:val="single" w:sz="6" w:color="D9D9D9"/>
+              <w:insideV w:val="single" w:sz="6" w:color="D9D9D9"/>
+            </w:tcBorders>
+          </w:tcPr>
+          <w:p>
+            <w:pPr>
+              <w:spacing w:after="20"/>
+            </w:pPr>
+            <w:r>
+              <w:rPr>
+                <w:rFonts w:ascii="Aptos" w:hAnsi="Aptos"/>
+                <w:b w:val="0"/>
+                <w:color w:val="000000"/>
+                <w:sz w:val="14"/>
+              </w:rPr>
+              <w:t xml:space="preserve">Si se configura de nuevo se repite el trabajo con Meta.</w:t>
+            </w:r>
+          </w:p>
+        </w:tc>
+        <w:tc>
+          <w:tcPr>
+            <w:tcW w:type="dxa" w:w="2880"/>
+            <w:vAlign w:val="center"/>
+            <w:tcMar>
+              <w:top w:w="45" w:type="dxa"/>
+              <w:start w:w="110" w:type="dxa"/>
+              <w:bottom w:w="45" w:type="dxa"/>
+              <w:end w:w="110" w:type="dxa"/>
+            </w:tcMar>
+            <w:tcBorders>
+              <w:top w:val="single" w:sz="6" w:color="D9D9D9"/>
+              <w:left w:val="single" w:sz="6" w:color="D9D9D9"/>
+              <w:bottom w:val="single" w:sz="6" w:color="D9D9D9"/>
+              <w:right w:val="single" w:sz="6" w:color="D9D9D9"/>
+              <w:insideH w:val="single" w:sz="6" w:color="D9D9D9"/>
+              <w:insideV w:val="single" w:sz="6" w:color="D9D9D9"/>
+            </w:tcBorders>
+          </w:tcPr>
+          <w:p>
+            <w:pPr>
+              <w:spacing w:after="20"/>
+            </w:pPr>
+            <w:r>
+              <w:rPr>
+                <w:rFonts w:ascii="Aptos" w:hAnsi="Aptos"/>
+                <w:b w:val="0"/>
+                <w:color w:val="000000"/>
+                <w:sz w:val="14"/>
+              </w:rPr>
+              <w:t xml:space="preserve">Usar la misma configuración de entorno y el mismo número, con una base de datos de prueba distinta.</w:t>
+            </w:r>
+          </w:p>
+        </w:tc>
+        <w:tc>
+          <w:tcPr>
+            <w:tcW w:type="dxa" w:w="2160"/>
+            <w:vAlign w:val="center"/>
+            <w:tcMar>
+              <w:top w:w="45" w:type="dxa"/>
+              <w:start w:w="110" w:type="dxa"/>
+              <w:bottom w:w="45" w:type="dxa"/>
+              <w:end w:w="110" w:type="dxa"/>
+            </w:tcMar>
+            <w:tcBorders>
+              <w:top w:val="single" w:sz="6" w:color="D9D9D9"/>
+              <w:left w:val="single" w:sz="6" w:color="D9D9D9"/>
+              <w:bottom w:val="single" w:sz="6" w:color="D9D9D9"/>
+              <w:right w:val="single" w:sz="6" w:color="D9D9D9"/>
+              <w:insideH w:val="single" w:sz="6" w:color="D9D9D9"/>
+              <w:insideV w:val="single" w:sz="6" w:color="D9D9D9"/>
+            </w:tcBorders>
+          </w:tcPr>
+          <w:p>
+            <w:pPr>
+              <w:spacing w:after="20"/>
+            </w:pPr>
+            <w:r>
+              <w:rPr>
+                <w:rFonts w:ascii="Aptos" w:hAnsi="Aptos"/>
+                <w:b w:val="0"/>
+                <w:color w:val="000000"/>
+                <w:sz w:val="14"/>
+              </w:rPr>
+              <w:t xml:space="preserve">Equipo · 23/10/2026</w:t>
+            </w:r>
+          </w:p>
+        </w:tc>
+      </w:tr>
     </w:tbl>
     <w:p>
       <w:pPr>
@@ -7876,6 +8270,148 @@
                 <w:sz w:val="14"/>
               </w:rPr>
               <w:t>Las fotos se pueden asociar y ver en el negocio correcto.</w:t>
+            </w:r>
+          </w:p>
+        </w:tc>
+      </w:tr>
+      <w:tr>
+        <w:tc>
+          <w:tcPr>
+            <w:tcW w:type="dxa" w:w="4104"/>
+            <w:vAlign w:val="center"/>
+            <w:tcMar>
+              <w:top w:w="45" w:type="dxa"/>
+              <w:start w:w="110" w:type="dxa"/>
+              <w:bottom w:w="45" w:type="dxa"/>
+              <w:end w:w="110" w:type="dxa"/>
+            </w:tcMar>
+            <w:tcBorders>
+              <w:top w:val="single" w:sz="6" w:color="D9D9D9"/>
+              <w:left w:val="single" w:sz="6" w:color="D9D9D9"/>
+              <w:bottom w:val="single" w:sz="6" w:color="D9D9D9"/>
+              <w:right w:val="single" w:sz="6" w:color="D9D9D9"/>
+              <w:insideH w:val="single" w:sz="6" w:color="D9D9D9"/>
+              <w:insideV w:val="single" w:sz="6" w:color="D9D9D9"/>
+            </w:tcBorders>
+            <w:shd w:fill="EEF5FA"/>
+          </w:tcPr>
+          <w:p>
+            <w:pPr>
+              <w:spacing w:after="20"/>
+            </w:pPr>
+            <w:r>
+              <w:rPr>
+                <w:rFonts w:ascii="Aptos" w:hAnsi="Aptos"/>
+                <w:b w:val="0"/>
+                <w:color w:val="000000"/>
+                <w:sz w:val="14"/>
+              </w:rPr>
+              <w:t xml:space="preserve">Clonar HurryUp (front y back) y habilitar el acceso por postulación: la postulación llega al Super Admin y a su correo con el plan elegido; los complementos se solicitan y el Super Admin los activa o regala.</w:t>
+            </w:r>
+          </w:p>
+        </w:tc>
+        <w:tc>
+          <w:tcPr>
+            <w:tcW w:type="dxa" w:w="1872"/>
+            <w:vAlign w:val="center"/>
+            <w:tcMar>
+              <w:top w:w="45" w:type="dxa"/>
+              <w:start w:w="110" w:type="dxa"/>
+              <w:bottom w:w="45" w:type="dxa"/>
+              <w:end w:w="110" w:type="dxa"/>
+            </w:tcMar>
+            <w:tcBorders>
+              <w:top w:val="single" w:sz="6" w:color="D9D9D9"/>
+              <w:left w:val="single" w:sz="6" w:color="D9D9D9"/>
+              <w:bottom w:val="single" w:sz="6" w:color="D9D9D9"/>
+              <w:right w:val="single" w:sz="6" w:color="D9D9D9"/>
+              <w:insideH w:val="single" w:sz="6" w:color="D9D9D9"/>
+              <w:insideV w:val="single" w:sz="6" w:color="D9D9D9"/>
+            </w:tcBorders>
+            <w:shd w:fill="EEF5FA"/>
+          </w:tcPr>
+          <w:p>
+            <w:pPr>
+              <w:spacing w:after="20"/>
+            </w:pPr>
+            <w:r>
+              <w:rPr>
+                <w:rFonts w:ascii="Aptos" w:hAnsi="Aptos"/>
+                <w:b w:val="0"/>
+                <w:color w:val="000000"/>
+                <w:sz w:val="14"/>
+              </w:rPr>
+              <w:t xml:space="preserve">Vicente Heredia / Vicente Bustos</w:t>
+            </w:r>
+          </w:p>
+        </w:tc>
+        <w:tc>
+          <w:tcPr>
+            <w:tcW w:type="dxa" w:w="1440"/>
+            <w:vAlign w:val="center"/>
+            <w:tcMar>
+              <w:top w:w="45" w:type="dxa"/>
+              <w:start w:w="110" w:type="dxa"/>
+              <w:bottom w:w="45" w:type="dxa"/>
+              <w:end w:w="110" w:type="dxa"/>
+            </w:tcMar>
+            <w:tcBorders>
+              <w:top w:val="single" w:sz="6" w:color="D9D9D9"/>
+              <w:left w:val="single" w:sz="6" w:color="D9D9D9"/>
+              <w:bottom w:val="single" w:sz="6" w:color="D9D9D9"/>
+              <w:right w:val="single" w:sz="6" w:color="D9D9D9"/>
+              <w:insideH w:val="single" w:sz="6" w:color="D9D9D9"/>
+              <w:insideV w:val="single" w:sz="6" w:color="D9D9D9"/>
+            </w:tcBorders>
+            <w:shd w:fill="EEF5FA"/>
+          </w:tcPr>
+          <w:p>
+            <w:pPr>
+              <w:spacing w:after="20"/>
+            </w:pPr>
+            <w:r>
+              <w:rPr>
+                <w:rFonts w:ascii="Aptos" w:hAnsi="Aptos"/>
+                <w:b w:val="0"/>
+                <w:color w:val="000000"/>
+                <w:sz w:val="14"/>
+              </w:rPr>
+              <w:t xml:space="preserve">23/10/2026</w:t>
+            </w:r>
+          </w:p>
+        </w:tc>
+        <w:tc>
+          <w:tcPr>
+            <w:tcW w:type="dxa" w:w="2808"/>
+            <w:vAlign w:val="center"/>
+            <w:tcMar>
+              <w:top w:w="45" w:type="dxa"/>
+              <w:start w:w="110" w:type="dxa"/>
+              <w:bottom w:w="45" w:type="dxa"/>
+              <w:end w:w="110" w:type="dxa"/>
+            </w:tcMar>
+            <w:tcBorders>
+              <w:top w:val="single" w:sz="6" w:color="D9D9D9"/>
+              <w:left w:val="single" w:sz="6" w:color="D9D9D9"/>
+              <w:bottom w:val="single" w:sz="6" w:color="D9D9D9"/>
+              <w:right w:val="single" w:sz="6" w:color="D9D9D9"/>
+              <w:insideH w:val="single" w:sz="6" w:color="D9D9D9"/>
+              <w:insideV w:val="single" w:sz="6" w:color="D9D9D9"/>
+            </w:tcBorders>
+            <w:shd w:fill="EEF5FA"/>
+          </w:tcPr>
+          <w:p>
+            <w:pPr>
+              <w:spacing w:after="20"/>
+            </w:pPr>
+            <w:r>
+              <w:rPr>
+                <w:rFonts w:ascii="Aptos" w:hAnsi="Aptos"/>
+                <w:b w:val="0"/>
+                <w:color w:val="000000"/>
+                <w:sz w:val="14"/>
+              </w:rPr>
+              <w:t xml:space="preserve">Una postulación de prueba aparece en la bandeja del Super Admin y llega el correo; al aprobarla se crea el negocio y el Super Admin activa un complemento sin cobro.</w:t>
             </w:r>
           </w:p>
         </w:tc>

--- a/Fase 2/Evidencias Grupales/Ficha_Avance_04_HurryUp_v1.0_GRUPO06.docx
+++ b/Fase 2/Evidencias Grupales/Ficha_Avance_04_HurryUp_v1.0_GRUPO06.docx
@@ -2891,7 +2891,7 @@
                 <w:color w:val="000000"/>
                 <w:sz w:val="13"/>
               </w:rPr>
-              <w:t xml:space="preserve">No existe aún: hoy el negocio se registra solo (onboarding actual). Diseño en la Ficha 05 (A01 a A08).</w:t>
+              <w:t xml:space="preserve">No existe aún: hoy el postulante elige el plan y crea su cuenta, y sigue al pago con Transbank. Falta el motivo de la postulación, la cuenta pendiente, los correos y la lista de postulaciones con su modal en el Super Admin. Diseño en la Ficha 05 (A01 a A09).</w:t>
             </w:r>
           </w:p>
         </w:tc>

--- a/Fase 2/Evidencias Grupales/Ficha_Avance_04_HurryUp_v1.0_GRUPO06.docx
+++ b/Fase 2/Evidencias Grupales/Ficha_Avance_04_HurryUp_v1.0_GRUPO06.docx
@@ -2721,7 +2721,7 @@
                 <w:color w:val="000000"/>
                 <w:sz w:val="13"/>
               </w:rPr>
-              <w:t xml:space="preserve">Acceso por postulación: formulario por correo y bandeja del Super Admin con el plan elegido</w:t>
+              <w:t xml:space="preserve">Acceso por postulación: cuenta pendiente con el motivo y lista de postulaciones del Super Admin con el plan elegido</w:t>
             </w:r>
           </w:p>
         </w:tc>
@@ -2936,7 +2936,7 @@
                 <w:color w:val="000000"/>
                 <w:sz w:val="13"/>
               </w:rPr>
-              <w:t xml:space="preserve">Acceso sin cobro: sin Transbank y sin cobro de complementos</w:t>
+              <w:t xml:space="preserve">Acceso sin cobro: reemplazar el pago con Transbank por la aprobación del Super Admin</w:t>
             </w:r>
           </w:p>
         </w:tc>
@@ -3111,7 +3111,7 @@
                 <w:color w:val="000000"/>
                 <w:sz w:val="13"/>
               </w:rPr>
-              <w:t xml:space="preserve">No iniciada: el flujo actual pasa por el pago. Se resolverá en un proyecto aparte clonado de HurryUp.</w:t>
+              <w:t xml:space="preserve">No iniciada: el flujo actual continúa al pago con Transbank; se reemplaza por la aprobación del Super Admin (Ficha 05, A04 y A09).</w:t>
             </w:r>
           </w:p>
         </w:tc>
@@ -3155,7 +3155,7 @@
                 <w:color w:val="000000"/>
                 <w:sz w:val="13"/>
               </w:rPr>
-              <w:t xml:space="preserve">Solicitud de complementos por el negocio y activación (o regalo) por el Super Admin</w:t>
+              <w:t xml:space="preserve">Integración con WhatsApp: asistente que atiende y agenda, y botón «Habla con este negocio» en el Marketplace</w:t>
             </w:r>
           </w:p>
         </w:tc>
@@ -3189,7 +3189,7 @@
                 <w:color w:val="000000"/>
                 <w:sz w:val="13"/>
               </w:rPr>
-              <w:t xml:space="preserve">Ajuste de alcance (Fase 2)</w:t>
+              <w:t xml:space="preserve">Ampliación (Fase 2)</w:t>
             </w:r>
           </w:p>
         </w:tc>
@@ -3257,7 +3257,7 @@
                 <w:color w:val="000000"/>
                 <w:sz w:val="13"/>
               </w:rPr>
-              <w:t xml:space="preserve">☐ 100  ☒ 50  ☐ 25  ☐ 0</w:t>
+              <w:t xml:space="preserve">☒ 100  ☐ 50  ☐ 25  ☐ 0</w:t>
             </w:r>
           </w:p>
         </w:tc>
@@ -3325,7 +3325,7 @@
                 <w:color w:val="000000"/>
                 <w:sz w:val="13"/>
               </w:rPr>
-              <w:t xml:space="preserve">El regalo de complemento sin cobro ya existe (HurryBilling, AddonService.grant, y /admin/businesses/[id]); falta que el negocio lo solicite.</w:t>
+              <w:t xml:space="preserve">Implementada: conexión con la API de WhatsApp de Meta mediante webhook con firma verificada; asistente que responde con los servicios y las horas libres de la agenda y agenda en modo automático o por solicitud; traspaso a una persona y respuesta desde el dashboard. Pruebas: WhatsAppAssistantTest y WhatsAppServiceTest (24 casos). Detalle en el documento «Integración con WhatsApp».</w:t>
             </w:r>
           </w:p>
         </w:tc>
@@ -3350,7 +3350,7 @@
           <w:color w:val="000000"/>
           <w:sz w:val="21"/>
         </w:rPr>
-        <w:t xml:space="preserve">F07, F08 y F09 se agregan por decisión del equipo (acceso por postulación sin cobro para esta versión de HurryUp). No forman parte del 60 % calculado en esta ficha; su peso se valida con el docente guía en la Ficha 05. Código de referencia: rama develop de github.com/CheVenom/HurryBack (8ecbb27), HurryBilling (7dff813) y HurryFront (59d23d2), corte 15/10/2026.</w:t>
+        <w:t xml:space="preserve">F07 y F08 (acceso por postulación sin cobro) y F09 (integración con WhatsApp) se agregan al alcance en Fase 2. No forman parte del 60 % calculado en esta ficha; su peso se valida con el docente guía en la Ficha 05. Código de referencia: rama develop de github.com/CheVenom/HurryBack (8ecbb27), HurryBilling (7dff813) y HurryFront (59d23d2), corte 15/10/2026.</w:t>
       </w:r>
     </w:p>
     <w:p>
@@ -7576,7 +7576,7 @@
                 <w:color w:val="000000"/>
                 <w:sz w:val="14"/>
               </w:rPr>
-              <w:t xml:space="preserve">Pasar de pago con Transbank a postulación sin cobro puede afectar planes y complementos existentes.</w:t>
+              <w:t xml:space="preserve">Reemplazar el pago con Transbank por la aprobación del Super Admin puede afectar el flujo de cuenta y de checkout existentes.</w:t>
             </w:r>
           </w:p>
         </w:tc>
@@ -7644,7 +7644,7 @@
                 <w:color w:val="000000"/>
                 <w:sz w:val="14"/>
               </w:rPr>
-              <w:t xml:space="preserve">Hacerlo en un proyecto aparte clonado de HurryUp (front y back), con los pagos desactivados, sin tocar el sistema actual.</w:t>
+              <w:t xml:space="preserve">Implementarlo mediante una configuración que reemplace el pago, con pruebas, sin romper el flujo actual.</w:t>
             </w:r>
           </w:p>
         </w:tc>
@@ -7714,7 +7714,7 @@
                 <w:color w:val="000000"/>
                 <w:sz w:val="14"/>
               </w:rPr>
-              <w:t xml:space="preserve">Reutilizar el número de WhatsApp (Meta) en el proyecto clonado.</w:t>
+              <w:t xml:space="preserve">Mantener operativa la integración con WhatsApp (cuenta de Meta y número ya configurados).</w:t>
             </w:r>
           </w:p>
         </w:tc>
@@ -7748,7 +7748,7 @@
                 <w:color w:val="000000"/>
                 <w:sz w:val="14"/>
               </w:rPr>
-              <w:t xml:space="preserve">Si se configura de nuevo se repite el trabajo con Meta.</w:t>
+              <w:t xml:space="preserve">Si se pierde la configuración, el asistente deja de responder.</w:t>
             </w:r>
           </w:p>
         </w:tc>
@@ -7782,7 +7782,7 @@
                 <w:color w:val="000000"/>
                 <w:sz w:val="14"/>
               </w:rPr>
-              <w:t xml:space="preserve">Usar la misma configuración de entorno y el mismo número, con una base de datos de prueba distinta.</w:t>
+              <w:t xml:space="preserve">Conservar el mismo número y la misma configuración de entorno, y probar el chat desde el botón del Marketplace.</w:t>
             </w:r>
           </w:p>
         </w:tc>
@@ -8306,7 +8306,7 @@
                 <w:color w:val="000000"/>
                 <w:sz w:val="14"/>
               </w:rPr>
-              <w:t xml:space="preserve">Clonar HurryUp (front y back) y habilitar el acceso por postulación: la postulación llega al Super Admin y a su correo con el plan elegido; los complementos se solicitan y el Super Admin los activa o regala.</w:t>
+              <w:t xml:space="preserve">Habilitar el acceso por postulación en HurryUp: elegir plan, crear la cuenta con el motivo y reemplazar el pago por la aprobación del Super Admin (correo de aviso, lista de postulaciones y correo de aceptación).</w:t>
             </w:r>
           </w:p>
         </w:tc>
@@ -8411,7 +8411,7 @@
                 <w:color w:val="000000"/>
                 <w:sz w:val="14"/>
               </w:rPr>
-              <w:t xml:space="preserve">Una postulación de prueba aparece en la bandeja del Super Admin y llega el correo; al aprobarla se crea el negocio y el Super Admin activa un complemento sin cobro.</w:t>
+              <w:t xml:space="preserve">Una postulación de prueba aparece en la lista del Super Admin y llega el correo; al aceptarla, la cuenta se activa, llega el correo y el postulante continúa el onboarding.</w:t>
             </w:r>
           </w:p>
         </w:tc>

--- a/Fase 2/Evidencias Grupales/Ficha_Avance_04_HurryUp_v1.0_GRUPO06.docx
+++ b/Fase 2/Evidencias Grupales/Ficha_Avance_04_HurryUp_v1.0_GRUPO06.docx
@@ -7714,7 +7714,7 @@
                 <w:color w:val="000000"/>
                 <w:sz w:val="14"/>
               </w:rPr>
-              <w:t xml:space="preserve">Mantener operativa la integración con WhatsApp (cuenta de Meta y número ya configurados).</w:t>
+              <w:t xml:space="preserve">La integración con WhatsApp depende de la cuenta y el número de Meta, que ya están configurados.</w:t>
             </w:r>
           </w:p>
         </w:tc>
@@ -7748,7 +7748,7 @@
                 <w:color w:val="000000"/>
                 <w:sz w:val="14"/>
               </w:rPr>
-              <w:t xml:space="preserve">Si se pierde la configuración, el asistente deja de responder.</w:t>
+              <w:t xml:space="preserve">Si la configuración falla, el asistente deja de responder.</w:t>
             </w:r>
           </w:p>
         </w:tc>
@@ -7782,7 +7782,7 @@
                 <w:color w:val="000000"/>
                 <w:sz w:val="14"/>
               </w:rPr>
-              <w:t xml:space="preserve">Conservar el mismo número y la misma configuración de entorno, y probar el chat desde el botón del Marketplace.</w:t>
+              <w:t xml:space="preserve">Probar el chat desde el botón del Marketplace antes de cada demostración.</w:t>
             </w:r>
           </w:p>
         </w:tc>

--- a/Fase 2/Evidencias Grupales/Ficha_Avance_04_HurryUp_v1.0_GRUPO06.docx
+++ b/Fase 2/Evidencias Grupales/Ficha_Avance_04_HurryUp_v1.0_GRUPO06.docx
@@ -2823,7 +2823,7 @@
                 <w:color w:val="000000"/>
                 <w:sz w:val="13"/>
               </w:rPr>
-              <w:t xml:space="preserve">☐ 100  ☐ 50  ☐ 25  ☒ 0</w:t>
+              <w:t xml:space="preserve">☒ 100  ☐ 50  ☐ 25  ☐ 0</w:t>
             </w:r>
           </w:p>
         </w:tc>
@@ -2891,7 +2891,7 @@
                 <w:color w:val="000000"/>
                 <w:sz w:val="13"/>
               </w:rPr>
-              <w:t xml:space="preserve">No existe aún: hoy el postulante elige el plan y crea su cuenta, y sigue al pago con Transbank. Falta el motivo de la postulación, la cuenta pendiente, los correos y la lista de postulaciones con su modal en el Super Admin. Diseño en la Ficha 05 (A01 a A09).</w:t>
+              <w:t xml:space="preserve">Implementada: formulario de postulación (plan, cuenta y motivo), cuenta pendiente, correos de aviso y acuse, y lista de postulaciones con modal del Super Admin para aceptar o rechazar, con correo de aceptación. Detalle en la Ficha 05 (A01 a A09).</w:t>
             </w:r>
           </w:p>
         </w:tc>
@@ -3041,7 +3041,7 @@
                 <w:color w:val="000000"/>
                 <w:sz w:val="13"/>
               </w:rPr>
-              <w:t xml:space="preserve">☐ 100  ☐ 50  ☐ 25  ☒ 0</w:t>
+              <w:t xml:space="preserve">☒ 100  ☐ 50  ☐ 25  ☐ 0</w:t>
             </w:r>
           </w:p>
         </w:tc>
@@ -3111,7 +3111,7 @@
                 <w:color w:val="000000"/>
                 <w:sz w:val="13"/>
               </w:rPr>
-              <w:t xml:space="preserve">No iniciada: el flujo actual continúa al pago con Transbank; se reemplaza por la aprobación del Super Admin (Ficha 05, A04 y A09).</w:t>
+              <w:t xml:space="preserve">Implementada: el pago con Transbank se reemplaza por la aprobación del Super Admin; el postulante no paga ni se le cobra el plan (Ficha 05, A04 y A09).</w:t>
             </w:r>
           </w:p>
         </w:tc>
@@ -3342,7 +3342,7 @@
           <w:color w:val="000000"/>
           <w:sz w:val="21"/>
         </w:rPr>
-        <w:t xml:space="preserve">Actualización 22/10/2026 (Fase 2): </w:t>
+        <w:t xml:space="preserve">Actualización 23/10/2026 (Fase 2): </w:t>
       </w:r>
       <w:r>
         <w:rPr>
@@ -3350,7 +3350,7 @@
           <w:color w:val="000000"/>
           <w:sz w:val="21"/>
         </w:rPr>
-        <w:t xml:space="preserve">F07 y F08 (acceso por postulación sin cobro) y F09 (integración con WhatsApp) se agregan al alcance en Fase 2. No forman parte del 60 % calculado en esta ficha; su peso se valida con el docente guía en la Ficha 05. Código de referencia: rama develop de github.com/CheVenom/HurryBack (8ecbb27), HurryBilling (7dff813) y HurryFront (59d23d2), corte 15/10/2026.</w:t>
+        <w:t xml:space="preserve">F07 y F08 (acceso por postulación sin cobro) y F09 (integración con WhatsApp) se agregan al alcance en Fase 2. No forman parte del 60 % calculado en esta ficha; su peso se valida con el docente guía en la Ficha 05. Código de referencia: rama develop de github.com/CheVenom/HurryBack (8ecbb27), HurryBilling (7dff813) y HurryFront (59d23d2), corte 15/10/2026. Código del acceso por postulación: Repositorios CheVenom/HurryUpDuocBack (commit d25db9f) y CheVenom/HurryUpDuocFront (commit e7853bd), rama develop.</w:t>
       </w:r>
     </w:p>
     <w:p>
@@ -8306,7 +8306,7 @@
                 <w:color w:val="000000"/>
                 <w:sz w:val="14"/>
               </w:rPr>
-              <w:t xml:space="preserve">Habilitar el acceso por postulación en HurryUp: elegir plan, crear la cuenta con el motivo y reemplazar el pago por la aprobación del Super Admin (correo de aviso, lista de postulaciones y correo de aceptación).</w:t>
+              <w:t xml:space="preserve">Cierre de la versión 1.0: pruebas funcionales y de seguridad del acceso por postulación y de la integración con WhatsApp, y corrección de errores.</w:t>
             </w:r>
           </w:p>
         </w:tc>
@@ -8376,7 +8376,7 @@
                 <w:color w:val="000000"/>
                 <w:sz w:val="14"/>
               </w:rPr>
-              <w:t xml:space="preserve">23/10/2026</w:t>
+              <w:t xml:space="preserve">06/11/2026</w:t>
             </w:r>
           </w:p>
         </w:tc>
@@ -8411,7 +8411,7 @@
                 <w:color w:val="000000"/>
                 <w:sz w:val="14"/>
               </w:rPr>
-              <w:t xml:space="preserve">Una postulación de prueba aparece en la lista del Super Admin y llega el correo; al aceptarla, la cuenta se activa, llega el correo y el postulante continúa el onboarding.</w:t>
+              <w:t xml:space="preserve">Casos de prueba registrados y sin errores críticos conocidos.</w:t>
             </w:r>
           </w:p>
         </w:tc>
